--- a/outputs/customer-setting-guide/Sangfor_설정가이드_v6_종합메뉴얼.docx
+++ b/outputs/customer-setting-guide/Sangfor_설정가이드_v6_종합메뉴얼.docx
@@ -1,6 +1,6 @@
 
 <file path=word/document.xml><?xml version="1.0" encoding="utf-8"?>
-<w:document xmlns:w="http://schemas.openxmlformats.org/wordprocessingml/2006/main" xmlns:r="http://schemas.openxmlformats.org/officeDocument/2006/relationships">
+<w:document xmlns:w="http://schemas.openxmlformats.org/wordprocessingml/2006/main" xmlns:r="http://schemas.openxmlformats.org/officeDocument/2006/relationships" xmlns:wp="http://schemas.openxmlformats.org/drawingml/2006/wordprocessingDrawing" xmlns:a="http://schemas.openxmlformats.org/drawingml/2006/main" xmlns:pic="http://schemas.openxmlformats.org/drawingml/2006/picture">
   <w:body>
     <w:p>
       <w:pPr>
@@ -23,7 +23,7 @@
         <w:pStyle w:val="MetaText"/>
       </w:pPr>
       <w:r>
-        <w:t xml:space="preserve">문서 기준 계획 ID: excel_plan_1780981197829_d551bd</w:t>
+        <w:t xml:space="preserve">문서 기준 계획 ID: excel_plan_1780982395859_3d2fdb</w:t>
       </w:r>
     </w:p>
     <w:p>
@@ -3123,6 +3123,112 @@
     </w:tbl>
     <w:p>
       <w:pPr>
+        <w:pStyle w:val="BodyText"/>
+        <w:jc w:val="center"/>
+      </w:pPr>
+      <w:r>
+        <w:drawing>
+          <wp:inline distT="0" distB="0" distL="0" distR="0">
+            <wp:extent cx="5486400" cy="3474720"/>
+            <wp:docPr id="0" name="Image 0"/>
+            <a:graphic>
+              <a:graphicData uri="http://schemas.openxmlformats.org/drawingml/2006/picture">
+                <pic:pic>
+                  <pic:nvPicPr>
+                    <pic:cNvPr id="0" name="Image 0"/>
+                    <pic:cNvPicPr/>
+                  </pic:nvPicPr>
+                  <pic:blipFill>
+                    <a:blip r:embed="rId100"/>
+                    <a:stretch>
+                      <a:fillRect/>
+                    </a:stretch>
+                  </pic:blipFill>
+                  <pic:spPr>
+                    <a:xfrm>
+                      <a:off x="0" y="0"/>
+                      <a:ext cx="5486400" cy="3474720"/>
+                    </a:xfrm>
+                    <a:prstGeom prst="rect">
+                      <a:avLst/>
+                    </a:prstGeom>
+                  </pic:spPr>
+                </pic:pic>
+              </a:graphicData>
+            </a:graphic>
+          </wp:inline>
+        </w:drawing>
+      </w:r>
+    </w:p>
+    <w:p>
+      <w:pPr>
+        <w:pStyle w:val="MetaText"/>
+        <w:jc w:val="center"/>
+      </w:pPr>
+      <w:r>
+        <w:rPr>
+          <w:i/>
+          <w:color w:val="555555"/>
+          <w:sz w:val="18"/>
+        </w:rPr>
+        <w:t xml:space="preserve">그림 5-1. EPP 관리 콘솔 대시보드</w:t>
+      </w:r>
+    </w:p>
+    <w:p>
+      <w:pPr>
+        <w:pStyle w:val="BodyText"/>
+        <w:jc w:val="center"/>
+      </w:pPr>
+      <w:r>
+        <w:drawing>
+          <wp:inline distT="0" distB="0" distL="0" distR="0">
+            <wp:extent cx="5486400" cy="3474720"/>
+            <wp:docPr id="1" name="Image 1"/>
+            <a:graphic>
+              <a:graphicData uri="http://schemas.openxmlformats.org/drawingml/2006/picture">
+                <pic:pic>
+                  <pic:nvPicPr>
+                    <pic:cNvPr id="1" name="Image 1"/>
+                    <pic:cNvPicPr/>
+                  </pic:nvPicPr>
+                  <pic:blipFill>
+                    <a:blip r:embed="rId101"/>
+                    <a:stretch>
+                      <a:fillRect/>
+                    </a:stretch>
+                  </pic:blipFill>
+                  <pic:spPr>
+                    <a:xfrm>
+                      <a:off x="0" y="0"/>
+                      <a:ext cx="5486400" cy="3474720"/>
+                    </a:xfrm>
+                    <a:prstGeom prst="rect">
+                      <a:avLst/>
+                    </a:prstGeom>
+                  </pic:spPr>
+                </pic:pic>
+              </a:graphicData>
+            </a:graphic>
+          </wp:inline>
+        </w:drawing>
+      </w:r>
+    </w:p>
+    <w:p>
+      <w:pPr>
+        <w:pStyle w:val="MetaText"/>
+        <w:jc w:val="center"/>
+      </w:pPr>
+      <w:r>
+        <w:rPr>
+          <w:i/>
+          <w:color w:val="555555"/>
+          <w:sz w:val="18"/>
+        </w:rPr>
+        <w:t xml:space="preserve">그림 5-2. EPP 에이전트 배포 화면</w:t>
+      </w:r>
+    </w:p>
+    <w:p>
+      <w:pPr>
         <w:pStyle w:val="Heading2"/>
       </w:pPr>
       <w:r>
@@ -3586,6 +3692,59 @@
         </w:tc>
       </w:tr>
     </w:tbl>
+    <w:p>
+      <w:pPr>
+        <w:pStyle w:val="BodyText"/>
+        <w:jc w:val="center"/>
+      </w:pPr>
+      <w:r>
+        <w:drawing>
+          <wp:inline distT="0" distB="0" distL="0" distR="0">
+            <wp:extent cx="5486400" cy="3474720"/>
+            <wp:docPr id="2" name="Image 2"/>
+            <a:graphic>
+              <a:graphicData uri="http://schemas.openxmlformats.org/drawingml/2006/picture">
+                <pic:pic>
+                  <pic:nvPicPr>
+                    <pic:cNvPr id="2" name="Image 2"/>
+                    <pic:cNvPicPr/>
+                  </pic:nvPicPr>
+                  <pic:blipFill>
+                    <a:blip r:embed="rId102"/>
+                    <a:stretch>
+                      <a:fillRect/>
+                    </a:stretch>
+                  </pic:blipFill>
+                  <pic:spPr>
+                    <a:xfrm>
+                      <a:off x="0" y="0"/>
+                      <a:ext cx="5486400" cy="3474720"/>
+                    </a:xfrm>
+                    <a:prstGeom prst="rect">
+                      <a:avLst/>
+                    </a:prstGeom>
+                  </pic:spPr>
+                </pic:pic>
+              </a:graphicData>
+            </a:graphic>
+          </wp:inline>
+        </w:drawing>
+      </w:r>
+    </w:p>
+    <w:p>
+      <w:pPr>
+        <w:pStyle w:val="MetaText"/>
+        <w:jc w:val="center"/>
+      </w:pPr>
+      <w:r>
+        <w:rPr>
+          <w:i/>
+          <w:color w:val="555555"/>
+          <w:sz w:val="18"/>
+        </w:rPr>
+        <w:t xml:space="preserve">그림 5-3. IAG 관리 콘솔 홈 화면</w:t>
+      </w:r>
+    </w:p>
     <w:p>
       <w:pPr>
         <w:pStyle w:val="Heading2"/>
@@ -3998,6 +4157,59 @@
         </w:tc>
       </w:tr>
     </w:tbl>
+    <w:p>
+      <w:pPr>
+        <w:pStyle w:val="BodyText"/>
+        <w:jc w:val="center"/>
+      </w:pPr>
+      <w:r>
+        <w:drawing>
+          <wp:inline distT="0" distB="0" distL="0" distR="0">
+            <wp:extent cx="5486400" cy="3474720"/>
+            <wp:docPr id="3" name="Image 3"/>
+            <a:graphic>
+              <a:graphicData uri="http://schemas.openxmlformats.org/drawingml/2006/picture">
+                <pic:pic>
+                  <pic:nvPicPr>
+                    <pic:cNvPr id="3" name="Image 3"/>
+                    <pic:cNvPicPr/>
+                  </pic:nvPicPr>
+                  <pic:blipFill>
+                    <a:blip r:embed="rId103"/>
+                    <a:stretch>
+                      <a:fillRect/>
+                    </a:stretch>
+                  </pic:blipFill>
+                  <pic:spPr>
+                    <a:xfrm>
+                      <a:off x="0" y="0"/>
+                      <a:ext cx="5486400" cy="3474720"/>
+                    </a:xfrm>
+                    <a:prstGeom prst="rect">
+                      <a:avLst/>
+                    </a:prstGeom>
+                  </pic:spPr>
+                </pic:pic>
+              </a:graphicData>
+            </a:graphic>
+          </wp:inline>
+        </w:drawing>
+      </w:r>
+    </w:p>
+    <w:p>
+      <w:pPr>
+        <w:pStyle w:val="MetaText"/>
+        <w:jc w:val="center"/>
+      </w:pPr>
+      <w:r>
+        <w:rPr>
+          <w:i/>
+          <w:color w:val="555555"/>
+          <w:sz w:val="18"/>
+        </w:rPr>
+        <w:t xml:space="preserve">그림 5-4. CC 대시보드</w:t>
+      </w:r>
+    </w:p>
     <w:p>
       <w:r>
         <w:br w:type="page"/>
@@ -4617,6 +4829,165 @@
     </w:tbl>
     <w:p>
       <w:pPr>
+        <w:pStyle w:val="BodyText"/>
+        <w:jc w:val="center"/>
+      </w:pPr>
+      <w:r>
+        <w:drawing>
+          <wp:inline distT="0" distB="0" distL="0" distR="0">
+            <wp:extent cx="5486400" cy="3474720"/>
+            <wp:docPr id="4" name="Image 4"/>
+            <a:graphic>
+              <a:graphicData uri="http://schemas.openxmlformats.org/drawingml/2006/picture">
+                <pic:pic>
+                  <pic:nvPicPr>
+                    <pic:cNvPr id="4" name="Image 4"/>
+                    <pic:cNvPicPr/>
+                  </pic:nvPicPr>
+                  <pic:blipFill>
+                    <a:blip r:embed="rId104"/>
+                    <a:stretch>
+                      <a:fillRect/>
+                    </a:stretch>
+                  </pic:blipFill>
+                  <pic:spPr>
+                    <a:xfrm>
+                      <a:off x="0" y="0"/>
+                      <a:ext cx="5486400" cy="3474720"/>
+                    </a:xfrm>
+                    <a:prstGeom prst="rect">
+                      <a:avLst/>
+                    </a:prstGeom>
+                  </pic:spPr>
+                </pic:pic>
+              </a:graphicData>
+            </a:graphic>
+          </wp:inline>
+        </w:drawing>
+      </w:r>
+    </w:p>
+    <w:p>
+      <w:pPr>
+        <w:pStyle w:val="MetaText"/>
+        <w:jc w:val="center"/>
+      </w:pPr>
+      <w:r>
+        <w:rPr>
+          <w:i/>
+          <w:color w:val="555555"/>
+          <w:sz w:val="18"/>
+        </w:rPr>
+        <w:t xml:space="preserve">그림 6-1. EPP App Control 설정</w:t>
+      </w:r>
+    </w:p>
+    <w:p>
+      <w:pPr>
+        <w:pStyle w:val="BodyText"/>
+        <w:jc w:val="center"/>
+      </w:pPr>
+      <w:r>
+        <w:drawing>
+          <wp:inline distT="0" distB="0" distL="0" distR="0">
+            <wp:extent cx="5486400" cy="3474720"/>
+            <wp:docPr id="5" name="Image 5"/>
+            <a:graphic>
+              <a:graphicData uri="http://schemas.openxmlformats.org/drawingml/2006/picture">
+                <pic:pic>
+                  <pic:nvPicPr>
+                    <pic:cNvPr id="5" name="Image 5"/>
+                    <pic:cNvPicPr/>
+                  </pic:nvPicPr>
+                  <pic:blipFill>
+                    <a:blip r:embed="rId105"/>
+                    <a:stretch>
+                      <a:fillRect/>
+                    </a:stretch>
+                  </pic:blipFill>
+                  <pic:spPr>
+                    <a:xfrm>
+                      <a:off x="0" y="0"/>
+                      <a:ext cx="5486400" cy="3474720"/>
+                    </a:xfrm>
+                    <a:prstGeom prst="rect">
+                      <a:avLst/>
+                    </a:prstGeom>
+                  </pic:spPr>
+                </pic:pic>
+              </a:graphicData>
+            </a:graphic>
+          </wp:inline>
+        </w:drawing>
+      </w:r>
+    </w:p>
+    <w:p>
+      <w:pPr>
+        <w:pStyle w:val="MetaText"/>
+        <w:jc w:val="center"/>
+      </w:pPr>
+      <w:r>
+        <w:rPr>
+          <w:i/>
+          <w:color w:val="555555"/>
+          <w:sz w:val="18"/>
+        </w:rPr>
+        <w:t xml:space="preserve">그림 6-2. EPP Malware Scan 설정</w:t>
+      </w:r>
+    </w:p>
+    <w:p>
+      <w:pPr>
+        <w:pStyle w:val="BodyText"/>
+        <w:jc w:val="center"/>
+      </w:pPr>
+      <w:r>
+        <w:drawing>
+          <wp:inline distT="0" distB="0" distL="0" distR="0">
+            <wp:extent cx="5486400" cy="3474720"/>
+            <wp:docPr id="6" name="Image 6"/>
+            <a:graphic>
+              <a:graphicData uri="http://schemas.openxmlformats.org/drawingml/2006/picture">
+                <pic:pic>
+                  <pic:nvPicPr>
+                    <pic:cNvPr id="6" name="Image 6"/>
+                    <pic:cNvPicPr/>
+                  </pic:nvPicPr>
+                  <pic:blipFill>
+                    <a:blip r:embed="rId106"/>
+                    <a:stretch>
+                      <a:fillRect/>
+                    </a:stretch>
+                  </pic:blipFill>
+                  <pic:spPr>
+                    <a:xfrm>
+                      <a:off x="0" y="0"/>
+                      <a:ext cx="5486400" cy="3474720"/>
+                    </a:xfrm>
+                    <a:prstGeom prst="rect">
+                      <a:avLst/>
+                    </a:prstGeom>
+                  </pic:spPr>
+                </pic:pic>
+              </a:graphicData>
+            </a:graphic>
+          </wp:inline>
+        </w:drawing>
+      </w:r>
+    </w:p>
+    <w:p>
+      <w:pPr>
+        <w:pStyle w:val="MetaText"/>
+        <w:jc w:val="center"/>
+      </w:pPr>
+      <w:r>
+        <w:rPr>
+          <w:i/>
+          <w:color w:val="555555"/>
+          <w:sz w:val="18"/>
+        </w:rPr>
+        <w:t xml:space="preserve">그림 6-3. EPP Device Control 설정</w:t>
+      </w:r>
+    </w:p>
+    <w:p>
+      <w:pPr>
         <w:pStyle w:val="Heading2"/>
       </w:pPr>
       <w:r>
@@ -5219,6 +5590,165 @@
         </w:tc>
       </w:tr>
     </w:tbl>
+    <w:p>
+      <w:pPr>
+        <w:pStyle w:val="BodyText"/>
+        <w:jc w:val="center"/>
+      </w:pPr>
+      <w:r>
+        <w:drawing>
+          <wp:inline distT="0" distB="0" distL="0" distR="0">
+            <wp:extent cx="5486400" cy="3474720"/>
+            <wp:docPr id="7" name="Image 7"/>
+            <a:graphic>
+              <a:graphicData uri="http://schemas.openxmlformats.org/drawingml/2006/picture">
+                <pic:pic>
+                  <pic:nvPicPr>
+                    <pic:cNvPr id="7" name="Image 7"/>
+                    <pic:cNvPicPr/>
+                  </pic:nvPicPr>
+                  <pic:blipFill>
+                    <a:blip r:embed="rId107"/>
+                    <a:stretch>
+                      <a:fillRect/>
+                    </a:stretch>
+                  </pic:blipFill>
+                  <pic:spPr>
+                    <a:xfrm>
+                      <a:off x="0" y="0"/>
+                      <a:ext cx="5486400" cy="3474720"/>
+                    </a:xfrm>
+                    <a:prstGeom prst="rect">
+                      <a:avLst/>
+                    </a:prstGeom>
+                  </pic:spPr>
+                </pic:pic>
+              </a:graphicData>
+            </a:graphic>
+          </wp:inline>
+        </w:drawing>
+      </w:r>
+    </w:p>
+    <w:p>
+      <w:pPr>
+        <w:pStyle w:val="MetaText"/>
+        <w:jc w:val="center"/>
+      </w:pPr>
+      <w:r>
+        <w:rPr>
+          <w:i/>
+          <w:color w:val="555555"/>
+          <w:sz w:val="18"/>
+        </w:rPr>
+        <w:t xml:space="preserve">그림 6-4. IAG DLP 정책 설정</w:t>
+      </w:r>
+    </w:p>
+    <w:p>
+      <w:pPr>
+        <w:pStyle w:val="BodyText"/>
+        <w:jc w:val="center"/>
+      </w:pPr>
+      <w:r>
+        <w:drawing>
+          <wp:inline distT="0" distB="0" distL="0" distR="0">
+            <wp:extent cx="5486400" cy="3474720"/>
+            <wp:docPr id="8" name="Image 8"/>
+            <a:graphic>
+              <a:graphicData uri="http://schemas.openxmlformats.org/drawingml/2006/picture">
+                <pic:pic>
+                  <pic:nvPicPr>
+                    <pic:cNvPr id="8" name="Image 8"/>
+                    <pic:cNvPicPr/>
+                  </pic:nvPicPr>
+                  <pic:blipFill>
+                    <a:blip r:embed="rId108"/>
+                    <a:stretch>
+                      <a:fillRect/>
+                    </a:stretch>
+                  </pic:blipFill>
+                  <pic:spPr>
+                    <a:xfrm>
+                      <a:off x="0" y="0"/>
+                      <a:ext cx="5486400" cy="3474720"/>
+                    </a:xfrm>
+                    <a:prstGeom prst="rect">
+                      <a:avLst/>
+                    </a:prstGeom>
+                  </pic:spPr>
+                </pic:pic>
+              </a:graphicData>
+            </a:graphic>
+          </wp:inline>
+        </w:drawing>
+      </w:r>
+    </w:p>
+    <w:p>
+      <w:pPr>
+        <w:pStyle w:val="MetaText"/>
+        <w:jc w:val="center"/>
+      </w:pPr>
+      <w:r>
+        <w:rPr>
+          <w:i/>
+          <w:color w:val="555555"/>
+          <w:sz w:val="18"/>
+        </w:rPr>
+        <w:t xml:space="preserve">그림 6-5. IAG NAC 접근 정책</w:t>
+      </w:r>
+    </w:p>
+    <w:p>
+      <w:pPr>
+        <w:pStyle w:val="BodyText"/>
+        <w:jc w:val="center"/>
+      </w:pPr>
+      <w:r>
+        <w:drawing>
+          <wp:inline distT="0" distB="0" distL="0" distR="0">
+            <wp:extent cx="5486400" cy="3474720"/>
+            <wp:docPr id="9" name="Image 9"/>
+            <a:graphic>
+              <a:graphicData uri="http://schemas.openxmlformats.org/drawingml/2006/picture">
+                <pic:pic>
+                  <pic:nvPicPr>
+                    <pic:cNvPr id="9" name="Image 9"/>
+                    <pic:cNvPicPr/>
+                  </pic:nvPicPr>
+                  <pic:blipFill>
+                    <a:blip r:embed="rId109"/>
+                    <a:stretch>
+                      <a:fillRect/>
+                    </a:stretch>
+                  </pic:blipFill>
+                  <pic:spPr>
+                    <a:xfrm>
+                      <a:off x="0" y="0"/>
+                      <a:ext cx="5486400" cy="3474720"/>
+                    </a:xfrm>
+                    <a:prstGeom prst="rect">
+                      <a:avLst/>
+                    </a:prstGeom>
+                  </pic:spPr>
+                </pic:pic>
+              </a:graphicData>
+            </a:graphic>
+          </wp:inline>
+        </w:drawing>
+      </w:r>
+    </w:p>
+    <w:p>
+      <w:pPr>
+        <w:pStyle w:val="MetaText"/>
+        <w:jc w:val="center"/>
+      </w:pPr>
+      <w:r>
+        <w:rPr>
+          <w:i/>
+          <w:color w:val="555555"/>
+          <w:sz w:val="18"/>
+        </w:rPr>
+        <w:t xml:space="preserve">그림 6-6. IAG 엔드포인트 인증 설정</w:t>
+      </w:r>
+    </w:p>
     <w:p>
       <w:pPr>
         <w:pStyle w:val="Heading2"/>
@@ -5823,6 +6353,165 @@
         </w:tc>
       </w:tr>
     </w:tbl>
+    <w:p>
+      <w:pPr>
+        <w:pStyle w:val="BodyText"/>
+        <w:jc w:val="center"/>
+      </w:pPr>
+      <w:r>
+        <w:drawing>
+          <wp:inline distT="0" distB="0" distL="0" distR="0">
+            <wp:extent cx="5486400" cy="3474720"/>
+            <wp:docPr id="10" name="Image 10"/>
+            <a:graphic>
+              <a:graphicData uri="http://schemas.openxmlformats.org/drawingml/2006/picture">
+                <pic:pic>
+                  <pic:nvPicPr>
+                    <pic:cNvPr id="10" name="Image 10"/>
+                    <pic:cNvPicPr/>
+                  </pic:nvPicPr>
+                  <pic:blipFill>
+                    <a:blip r:embed="rId110"/>
+                    <a:stretch>
+                      <a:fillRect/>
+                    </a:stretch>
+                  </pic:blipFill>
+                  <pic:spPr>
+                    <a:xfrm>
+                      <a:off x="0" y="0"/>
+                      <a:ext cx="5486400" cy="3474720"/>
+                    </a:xfrm>
+                    <a:prstGeom prst="rect">
+                      <a:avLst/>
+                    </a:prstGeom>
+                  </pic:spPr>
+                </pic:pic>
+              </a:graphicData>
+            </a:graphic>
+          </wp:inline>
+        </w:drawing>
+      </w:r>
+    </w:p>
+    <w:p>
+      <w:pPr>
+        <w:pStyle w:val="MetaText"/>
+        <w:jc w:val="center"/>
+      </w:pPr>
+      <w:r>
+        <w:rPr>
+          <w:i/>
+          <w:color w:val="555555"/>
+          <w:sz w:val="18"/>
+        </w:rPr>
+        <w:t xml:space="preserve">그림 6-7. CC 위협 탐지</w:t>
+      </w:r>
+    </w:p>
+    <w:p>
+      <w:pPr>
+        <w:pStyle w:val="BodyText"/>
+        <w:jc w:val="center"/>
+      </w:pPr>
+      <w:r>
+        <w:drawing>
+          <wp:inline distT="0" distB="0" distL="0" distR="0">
+            <wp:extent cx="5486400" cy="3474720"/>
+            <wp:docPr id="11" name="Image 11"/>
+            <a:graphic>
+              <a:graphicData uri="http://schemas.openxmlformats.org/drawingml/2006/picture">
+                <pic:pic>
+                  <pic:nvPicPr>
+                    <pic:cNvPr id="11" name="Image 11"/>
+                    <pic:cNvPicPr/>
+                  </pic:nvPicPr>
+                  <pic:blipFill>
+                    <a:blip r:embed="rId111"/>
+                    <a:stretch>
+                      <a:fillRect/>
+                    </a:stretch>
+                  </pic:blipFill>
+                  <pic:spPr>
+                    <a:xfrm>
+                      <a:off x="0" y="0"/>
+                      <a:ext cx="5486400" cy="3474720"/>
+                    </a:xfrm>
+                    <a:prstGeom prst="rect">
+                      <a:avLst/>
+                    </a:prstGeom>
+                  </pic:spPr>
+                </pic:pic>
+              </a:graphicData>
+            </a:graphic>
+          </wp:inline>
+        </w:drawing>
+      </w:r>
+    </w:p>
+    <w:p>
+      <w:pPr>
+        <w:pStyle w:val="MetaText"/>
+        <w:jc w:val="center"/>
+      </w:pPr>
+      <w:r>
+        <w:rPr>
+          <w:i/>
+          <w:color w:val="555555"/>
+          <w:sz w:val="18"/>
+        </w:rPr>
+        <w:t xml:space="preserve">그림 6-8. CC UEBA 이상 탐지</w:t>
+      </w:r>
+    </w:p>
+    <w:p>
+      <w:pPr>
+        <w:pStyle w:val="BodyText"/>
+        <w:jc w:val="center"/>
+      </w:pPr>
+      <w:r>
+        <w:drawing>
+          <wp:inline distT="0" distB="0" distL="0" distR="0">
+            <wp:extent cx="5486400" cy="3474720"/>
+            <wp:docPr id="12" name="Image 12"/>
+            <a:graphic>
+              <a:graphicData uri="http://schemas.openxmlformats.org/drawingml/2006/picture">
+                <pic:pic>
+                  <pic:nvPicPr>
+                    <pic:cNvPr id="12" name="Image 12"/>
+                    <pic:cNvPicPr/>
+                  </pic:nvPicPr>
+                  <pic:blipFill>
+                    <a:blip r:embed="rId112"/>
+                    <a:stretch>
+                      <a:fillRect/>
+                    </a:stretch>
+                  </pic:blipFill>
+                  <pic:spPr>
+                    <a:xfrm>
+                      <a:off x="0" y="0"/>
+                      <a:ext cx="5486400" cy="3474720"/>
+                    </a:xfrm>
+                    <a:prstGeom prst="rect">
+                      <a:avLst/>
+                    </a:prstGeom>
+                  </pic:spPr>
+                </pic:pic>
+              </a:graphicData>
+            </a:graphic>
+          </wp:inline>
+        </w:drawing>
+      </w:r>
+    </w:p>
+    <w:p>
+      <w:pPr>
+        <w:pStyle w:val="MetaText"/>
+        <w:jc w:val="center"/>
+      </w:pPr>
+      <w:r>
+        <w:rPr>
+          <w:i/>
+          <w:color w:val="555555"/>
+          <w:sz w:val="18"/>
+        </w:rPr>
+        <w:t xml:space="preserve">그림 6-9. CC SOAR 자동 대응</w:t>
+      </w:r>
+    </w:p>
     <w:p>
       <w:r>
         <w:br w:type="page"/>
@@ -8869,11 +9558,7 @@
     </w:p>
     <w:p>
       <w:pPr>
-        <w:pStyle w:val="Bullet"/>
-        <w:numPr>
-          <w:ilvl w:val="0"/>
-          <w:numId w:val="1"/>
-        </w:numPr>
+        <w:pStyle w:val="BodyText"/>
       </w:pPr>
       <w:r>
         <w:t xml:space="preserve">원격 지원: Sangfor 엔지니어 원격 접속 협조</w:t>
